--- a/Focus Group Materials/Athlete Materials/Grace Kindel/Grace_Kindel_2026-03-09to2026-03-15_VF_WeeklyInsight.docx
+++ b/Focus Group Materials/Athlete Materials/Grace Kindel/Grace_Kindel_2026-03-09to2026-03-15_VF_WeeklyInsight.docx
@@ -55,7 +55,7 @@
     </w:p>
     <w:p>
       <w:r>
-        <w:t>This week reflects a continued Growth classification with stable directional momentum. Behavioral execution indicators remained at maximum across a week that included a competitive setback and elevated coach-athlete friction. Seventh consecutive Growth-tier week.</w:t>
+        <w:t>This week reflects a continued Growth classification with stable directional momentum. Behavioral execution indicators remained at maximum across a week that included a competitive setback. Seventh consecutive Growth-tier week.</w:t>
       </w:r>
     </w:p>
     <w:p>
@@ -95,7 +95,7 @@
     </w:p>
     <w:p>
       <w:r>
-        <w:t>Behavioral execution patterns maintained stable positive alignment throughout the reporting period, extending the program-long streak to forty-nine consecutive Win days across seven weeks. No variability indicators detected despite the week including a competitive disappointment and intensified practice-level frustration. Goal-setting specificity remained at the program low for the second consecutive week.</w:t>
+        <w:t>Behavioral execution patterns maintained stable positive alignment throughout the reporting period, extending the program-long streak to forty-nine consecutive Win days across seven weeks. No variability indicators detected.</w:t>
       </w:r>
     </w:p>
     <w:p>
@@ -135,7 +135,7 @@
     </w:p>
     <w:p>
       <w:r>
-        <w:t>Controllable alignment remained centered, though with reduced specificity compared to the prior reporting period. Focus language reverted from competition-contextualized behavioral framing to broader mental concept framing. Outer-ring engagement re-intensified with elevated emotional charge directed at coaching decisions, representing the highest outer-ring intensity since three weeks prior. Influence-ring framing included one center-ring controllable misplacement.</w:t>
+        <w:t>Sustained center-dominant focus distribution across the reporting period. No noise fixation detected.</w:t>
       </w:r>
     </w:p>
     <w:p>
@@ -220,7 +220,7 @@
     </w:p>
     <w:p>
       <w:r>
-        <w:t>Confidence momentum indicators show a continued building trend, reinforced by successful adversity processing this week. A competitive setback was processed and resolved within forty-eight hours without disruption to behavioral execution patterns. Composure maintained on a no-play game day with proactive engagement indicators.</w:t>
+        <w:t>Confidence momentum indicators show a continued building trend, reinforced by successful adversity processing this period. A competitive setback was processed and resolved within forty-eight hours without disruption to behavioral execution patterns. Composure indicators sustained throughout the reporting period.</w:t>
       </w:r>
     </w:p>
     <w:p>
@@ -260,7 +260,7 @@
     </w:p>
     <w:p>
       <w:r>
-        <w:t>Overall stress load indicators shifted to the moderate band for this reporting period. Contributing factors include a competitive disappointment early in the week, intensified coach-athlete friction reaching its highest level in four weeks, and continued competition-season demands.</w:t>
+        <w:t>Overall stress load indicators shifted to the moderate band for this reporting period, reflecting competitive-season demands and the competitive setback early in the period.</w:t>
       </w:r>
     </w:p>
     <w:p>
@@ -300,7 +300,7 @@
     </w:p>
     <w:p>
       <w:r>
-        <w:t>Developmental indicators remain within the Consistent phase. The competitive setback this week was processed through established behavioral mechanisms without phase-level regression indicators. Execution and controllable alignment continue to support phase stability.</w:t>
+        <w:t>Developmental indicators remain within the Consistent phase. The competitive setback this period was processed through established behavioral mechanisms without phase-level regression indicators. Execution and controllable alignment continue to support phase stability.</w:t>
       </w:r>
     </w:p>
     <w:p>
@@ -334,7 +334,7 @@
     </w:p>
     <w:p>
       <w:r>
-        <w:t>Current development indicators center on the processing and resolution of the first competitive disappointment in the program. Behavioral response patterns demonstrated functional adversity processing — brief emotional acknowledgment followed by active reset language within forty-eight hours, with no disruption to daily execution. This represents the first direct test of adversity-response mechanisms under competitive conditions, producing a positive developmental signal.</w:t>
+        <w:t>Current development indicators center on the processing and resolution of the first competitive disappointment in the program. Behavioral response patterns demonstrated functional adversity processing: brief acknowledgment followed by active reset within forty-eight hours, with no disruption to daily execution. This represents the first direct test of adversity-response mechanisms under competitive conditions, producing a positive developmental signal.</w:t>
       </w:r>
     </w:p>
     <w:p>
@@ -363,7 +363,7 @@
     </w:p>
     <w:p>
       <w:r>
-        <w:t>Recognize the post-setback recovery pattern — the competitive disappointment was processed and resolved without behavioral execution disruption. Saturday no-play game day was managed with proactive engagement and vocal presence. Monitor goal-setting specificity, which has remained at the program low for two consecutive weeks. Coach-athlete friction has re-escalated with practice-specific frustration about positional practice access; the athlete continues to place these dynamics in the uncontrollable category and maintain behavioral execution.</w:t>
+        <w:t>Recognize the post-setback recovery pattern. The competitive disappointment was processed and resolved without behavioral execution disruption. Daily execution sustained at maximum throughout the reporting period.</w:t>
       </w:r>
     </w:p>
     <w:p>
@@ -403,7 +403,7 @@
     </w:p>
     <w:p>
       <w:r>
-        <w:t>Performance readiness indicators reflect sustained routine stability and continued behavioral execution, moderated by elevated stress load indicators from the competitive setback and intensified coach-athlete friction. Controllable alignment precision decreased from the prior week. Overall pattern supports steady readiness with monitoring of the parallel frustration and goal-specificity threads.</w:t>
+        <w:t>Performance readiness indicators reflect sustained routine stability and continued behavioral execution, moderated by elevated stress load indicators from the competitive setback and continued competition-season demands. Overall pattern supports steady readiness.</w:t>
       </w:r>
     </w:p>
     <w:sectPr>
